--- a/Laporan_project.docx
+++ b/Laporan_project.docx
@@ -1107,14 +1107,7 @@
                                           <w:color w:val="000000"/>
                                         </w:rPr>
                                         <w:tab/>
-                                        <w:t>1232</w:t>
-                                      </w:r>
-                                      <w:r>
-                                        <w:rPr>
-                                          <w:i/>
-                                          <w:color w:val="000000"/>
-                                        </w:rPr>
-                                        <w:t>50128</w:t>
+                                        <w:t>123250128</w:t>
                                       </w:r>
                                     </w:p>
                                     <w:p>
@@ -1144,20 +1137,7 @@
                                           <w:color w:val="000000"/>
                                         </w:rPr>
                                         <w:tab/>
-                                      </w:r>
-                                      <w:r>
-                                        <w:rPr>
-                                          <w:i/>
-                                          <w:color w:val="000000"/>
-                                        </w:rPr>
-                                        <w:t>1232</w:t>
-                                      </w:r>
-                                      <w:r>
-                                        <w:rPr>
-                                          <w:i/>
-                                          <w:color w:val="000000"/>
-                                        </w:rPr>
-                                        <w:t>50130</w:t>
+                                        <w:t>123250130</w:t>
                                       </w:r>
                                     </w:p>
                                     <w:p>
@@ -3364,14 +3344,7 @@
                                     <w:color w:val="000000"/>
                                   </w:rPr>
                                   <w:tab/>
-                                  <w:t>1232</w:t>
-                                </w:r>
-                                <w:r>
-                                  <w:rPr>
-                                    <w:i/>
-                                    <w:color w:val="000000"/>
-                                  </w:rPr>
-                                  <w:t>50128</w:t>
+                                  <w:t>123250128</w:t>
                                 </w:r>
                               </w:p>
                               <w:p>
@@ -3401,20 +3374,7 @@
                                     <w:color w:val="000000"/>
                                   </w:rPr>
                                   <w:tab/>
-                                </w:r>
-                                <w:r>
-                                  <w:rPr>
-                                    <w:i/>
-                                    <w:color w:val="000000"/>
-                                  </w:rPr>
-                                  <w:t>1232</w:t>
-                                </w:r>
-                                <w:r>
-                                  <w:rPr>
-                                    <w:i/>
-                                    <w:color w:val="000000"/>
-                                  </w:rPr>
-                                  <w:t>50130</w:t>
+                                  <w:t>123250130</w:t>
                                 </w:r>
                               </w:p>
                               <w:p>
@@ -5280,10 +5240,28 @@
         </w:rPr>
       </w:pPr>
       <w:r>
-        <w:rPr>
-          <w:color w:val="FF0000"/>
-        </w:rPr>
-        <w:t xml:space="preserve">Yogyakarta, 11 November 2023 </w:t>
+        <w:t xml:space="preserve">Yogyakarta, </w:t>
+      </w:r>
+      <w:r>
+        <w:t>6</w:t>
+      </w:r>
+      <w:r>
+        <w:t xml:space="preserve"> </w:t>
+      </w:r>
+      <w:r>
+        <w:t>Juni</w:t>
+      </w:r>
+      <w:r>
+        <w:t xml:space="preserve"> 202</w:t>
+      </w:r>
+      <w:r>
+        <w:t>6</w:t>
+      </w:r>
+      <w:r>
+        <w:rPr>
+          <w:color w:val="FF0000"/>
+        </w:rPr>
+        <w:t xml:space="preserve"> </w:t>
       </w:r>
     </w:p>
     <w:tbl>
